--- a/downloads/handouts/Unit 02/Handout 02.02 - Interest Quiz.docx
+++ b/downloads/handouts/Unit 02/Handout 02.02 - Interest Quiz.docx
@@ -49,9 +49,9 @@
       <w:pPr>
         <w:pStyle w:val="Heading3"/>
       </w:pPr>
-      <w:bookmarkStart w:id="21" w:name="word-bank-in-other-languages"/>
+      <w:bookmarkStart w:id="21" w:name="word-bank-in-spanish"/>
       <w:r>
-        <w:t xml:space="preserve">Word bank in other languages</w:t>
+        <w:t xml:space="preserve">Word bank in Spanish</w:t>
       </w:r>
       <w:bookmarkEnd w:id="21"/>
     </w:p>
@@ -62,10 +62,8 @@
         <w:tblLook w:firstRow="1"/>
       </w:tblPr>
       <w:tblGrid>
-        <w:gridCol w:w="2340"/>
-        <w:gridCol w:w="2340"/>
-        <w:gridCol w:w="2340"/>
-        <w:gridCol w:w="2340"/>
+        <w:gridCol w:w="4680"/>
+        <w:gridCol w:w="4680"/>
       </w:tblGrid>
       <w:tr>
         <w:trPr>
@@ -73,7 +71,7 @@
         </w:trPr>
         <w:tc>
           <w:tcPr>
-            <w:tcW w:type="dxa" w:w="2340"/>
+            <w:tcW w:type="dxa" w:w="4680"/>
             <w:tcBorders>
               <w:bottom w:val="single"/>
             </w:tcBorders>
@@ -91,7 +89,7 @@
         </w:tc>
         <w:tc>
           <w:tcPr>
-            <w:tcW w:type="dxa" w:w="2340"/>
+            <w:tcW w:type="dxa" w:w="4680"/>
             <w:tcBorders>
               <w:bottom w:val="single"/>
             </w:tcBorders>
@@ -103,42 +101,6 @@
               <w:jc w:val="left"/>
             </w:pPr>
             <w:r>
-              <w:t xml:space="preserve">Turkish</w:t>
-            </w:r>
-          </w:p>
-        </w:tc>
-        <w:tc>
-          <w:tcPr>
-            <w:tcW w:type="dxa" w:w="2340"/>
-            <w:tcBorders>
-              <w:bottom w:val="single"/>
-            </w:tcBorders>
-            <w:vAlign w:val="bottom"/>
-          </w:tcPr>
-          <w:p>
-            <w:pPr>
-              <w:pStyle w:val="Compact"/>
-              <w:jc w:val="left"/>
-            </w:pPr>
-            <w:r>
-              <w:t xml:space="preserve">Portuguese</w:t>
-            </w:r>
-          </w:p>
-        </w:tc>
-        <w:tc>
-          <w:tcPr>
-            <w:tcW w:type="dxa" w:w="2340"/>
-            <w:tcBorders>
-              <w:bottom w:val="single"/>
-            </w:tcBorders>
-            <w:vAlign w:val="bottom"/>
-          </w:tcPr>
-          <w:p>
-            <w:pPr>
-              <w:pStyle w:val="Compact"/>
-              <w:jc w:val="left"/>
-            </w:pPr>
-            <w:r>
               <w:t xml:space="preserve">Spanish</w:t>
             </w:r>
           </w:p>
@@ -147,7 +109,7 @@
       <w:tr>
         <w:tc>
           <w:tcPr>
-            <w:tcW w:type="dxa" w:w="2340"/>
+            <w:tcW w:type="dxa" w:w="4680"/>
           </w:tcPr>
           <w:p>
             <w:pPr>
@@ -161,35 +123,7 @@
         </w:tc>
         <w:tc>
           <w:tcPr>
-            <w:tcW w:type="dxa" w:w="2340"/>
-          </w:tcPr>
-          <w:p>
-            <w:pPr>
-              <w:pStyle w:val="Compact"/>
-              <w:jc w:val="left"/>
-            </w:pPr>
-            <w:r>
-              <w:t xml:space="preserve">ilgi alanı</w:t>
-            </w:r>
-          </w:p>
-        </w:tc>
-        <w:tc>
-          <w:tcPr>
-            <w:tcW w:type="dxa" w:w="2340"/>
-          </w:tcPr>
-          <w:p>
-            <w:pPr>
-              <w:pStyle w:val="Compact"/>
-              <w:jc w:val="left"/>
-            </w:pPr>
-            <w:r>
-              <w:t xml:space="preserve">interesse</w:t>
-            </w:r>
-          </w:p>
-        </w:tc>
-        <w:tc>
-          <w:tcPr>
-            <w:tcW w:type="dxa" w:w="2340"/>
+            <w:tcW w:type="dxa" w:w="4680"/>
           </w:tcPr>
           <w:p>
             <w:pPr>
@@ -205,7 +139,7 @@
       <w:tr>
         <w:tc>
           <w:tcPr>
-            <w:tcW w:type="dxa" w:w="2340"/>
+            <w:tcW w:type="dxa" w:w="4680"/>
           </w:tcPr>
           <w:p>
             <w:pPr>
@@ -219,35 +153,7 @@
         </w:tc>
         <w:tc>
           <w:tcPr>
-            <w:tcW w:type="dxa" w:w="2340"/>
-          </w:tcPr>
-          <w:p>
-            <w:pPr>
-              <w:pStyle w:val="Compact"/>
-              <w:jc w:val="left"/>
-            </w:pPr>
-            <w:r>
-              <w:t xml:space="preserve">kariyer (meslek)</w:t>
-            </w:r>
-          </w:p>
-        </w:tc>
-        <w:tc>
-          <w:tcPr>
-            <w:tcW w:type="dxa" w:w="2340"/>
-          </w:tcPr>
-          <w:p>
-            <w:pPr>
-              <w:pStyle w:val="Compact"/>
-              <w:jc w:val="left"/>
-            </w:pPr>
-            <w:r>
-              <w:t xml:space="preserve">carreira</w:t>
-            </w:r>
-          </w:p>
-        </w:tc>
-        <w:tc>
-          <w:tcPr>
-            <w:tcW w:type="dxa" w:w="2340"/>
+            <w:tcW w:type="dxa" w:w="4680"/>
           </w:tcPr>
           <w:p>
             <w:pPr>
@@ -263,7 +169,7 @@
       <w:tr>
         <w:tc>
           <w:tcPr>
-            <w:tcW w:type="dxa" w:w="2340"/>
+            <w:tcW w:type="dxa" w:w="4680"/>
           </w:tcPr>
           <w:p>
             <w:pPr>
@@ -277,35 +183,7 @@
         </w:tc>
         <w:tc>
           <w:tcPr>
-            <w:tcW w:type="dxa" w:w="2340"/>
-          </w:tcPr>
-          <w:p>
-            <w:pPr>
-              <w:pStyle w:val="Compact"/>
-              <w:jc w:val="left"/>
-            </w:pPr>
-            <w:r>
-              <w:t xml:space="preserve">tercih ederim</w:t>
-            </w:r>
-          </w:p>
-        </w:tc>
-        <w:tc>
-          <w:tcPr>
-            <w:tcW w:type="dxa" w:w="2340"/>
-          </w:tcPr>
-          <w:p>
-            <w:pPr>
-              <w:pStyle w:val="Compact"/>
-              <w:jc w:val="left"/>
-            </w:pPr>
-            <w:r>
-              <w:t xml:space="preserve">eu preferiria</w:t>
-            </w:r>
-          </w:p>
-        </w:tc>
-        <w:tc>
-          <w:tcPr>
-            <w:tcW w:type="dxa" w:w="2340"/>
+            <w:tcW w:type="dxa" w:w="4680"/>
           </w:tcPr>
           <w:p>
             <w:pPr>
@@ -321,7 +199,7 @@
       <w:tr>
         <w:tc>
           <w:tcPr>
-            <w:tcW w:type="dxa" w:w="2340"/>
+            <w:tcW w:type="dxa" w:w="4680"/>
           </w:tcPr>
           <w:p>
             <w:pPr>
@@ -335,35 +213,7 @@
         </w:tc>
         <w:tc>
           <w:tcPr>
-            <w:tcW w:type="dxa" w:w="2340"/>
-          </w:tcPr>
-          <w:p>
-            <w:pPr>
-              <w:pStyle w:val="Compact"/>
-              <w:jc w:val="left"/>
-            </w:pPr>
-            <w:r>
-              <w:t xml:space="preserve">sorumlu (başında)</w:t>
-            </w:r>
-          </w:p>
-        </w:tc>
-        <w:tc>
-          <w:tcPr>
-            <w:tcW w:type="dxa" w:w="2340"/>
-          </w:tcPr>
-          <w:p>
-            <w:pPr>
-              <w:pStyle w:val="Compact"/>
-              <w:jc w:val="left"/>
-            </w:pPr>
-            <w:r>
-              <w:t xml:space="preserve">no comando (responsável)</w:t>
-            </w:r>
-          </w:p>
-        </w:tc>
-        <w:tc>
-          <w:tcPr>
-            <w:tcW w:type="dxa" w:w="2340"/>
+            <w:tcW w:type="dxa" w:w="4680"/>
           </w:tcPr>
           <w:p>
             <w:pPr>

--- a/downloads/handouts/Unit 02/Handout 02.02 - Interest Quiz.docx
+++ b/downloads/handouts/Unit 02/Handout 02.02 - Interest Quiz.docx
@@ -34,7 +34,7 @@
         <w:t xml:space="preserve"> </w:t>
       </w:r>
       <w:r>
-        <w:t xml:space="preserve">Thirty sentences. For each one, circle Yes if it sounds like you, or No if it does not. Answer for the you of today, not the you that would look good, and not your friend. There are no wrong answers and no bad letters. When you finish, count your yeses in the scoring grid to find your top two letters.</w:t>
+        <w:t xml:space="preserve">Thirty sentences. For each one, circle Yes if it sounds like you, or No if it does not. Answer as you really are today. Do not answer as the person you wish you were. Do not answer for a friend. There are no wrong answers and no bad letters. When you finish, count your yeses in the scoring grid to find your top two letters.</w:t>
       </w:r>
     </w:p>
     <w:p>
@@ -2256,18 +2256,32 @@
     </w:p>
     <w:p>
       <w:pPr>
-        <w:pStyle w:val="BodyText"/>
+        <w:numPr>
+          <w:ilvl w:val="0"/>
+          <w:numId w:val="1001"/>
+        </w:numPr>
       </w:pPr>
       <w:r>
-        <w:t xml:space="preserve">Would career 1 let me keep my top three values? Circle: Yes / Probably / No. Which value might it fight, and why? ______________________________________________________</w:t>
+        <w:t xml:space="preserve">Would career 1 let me keep my top three values? Circle: Yes / Probably / No.</w:t>
       </w:r>
     </w:p>
     <w:p>
       <w:pPr>
-        <w:pStyle w:val="BodyText"/>
+        <w:numPr>
+          <w:ilvl w:val="0"/>
+          <w:numId w:val="1001"/>
+        </w:numPr>
       </w:pPr>
       <w:r>
-        <w:t xml:space="preserve">Grade 8 stretch: for each career, write which of the 16 career clusters it belongs to (slide 19) and what education it needs after high school: none, a certificate, a two-year degree, a four-year degree, or more.</w:t>
+        <w:t xml:space="preserve">Which value might it fight? Why? ______________________________________________________</w:t>
+      </w:r>
+    </w:p>
+    <w:p>
+      <w:pPr>
+        <w:pStyle w:val="FirstParagraph"/>
+      </w:pPr>
+      <w:r>
+        <w:t xml:space="preserve">Grade 8 stretch: For each career, write two things. First, which of the 16 career clusters it belongs to (slide 19). Second, what education it needs after high school: none, a certificate, a two-year degree, a four-year degree, or more.</w:t>
       </w:r>
     </w:p>
     <w:p>
@@ -2494,8 +2508,150 @@
       </w:pPr>
     </w:lvl>
   </w:abstractNum>
+  <w:abstractNum w:abstractNumId="99731">
+    <w:nsid w:val="ea454b4c"/>
+    <w:multiLevelType w:val="multilevel"/>
+    <w:lvl w:ilvl="0">
+      <w:start w:val="1"/>
+      <w:numFmt w:val="lowerLetter"/>
+      <w:lvlText w:val="(%1)"/>
+      <w:lvlJc w:val="left"/>
+      <w:pPr>
+        <w:tabs>
+          <w:tab w:val="num" w:pos="0"/>
+        </w:tabs>
+        <w:ind w:left="480" w:hanging="480"/>
+      </w:pPr>
+    </w:lvl>
+    <w:lvl w:ilvl="1">
+      <w:start w:val="1"/>
+      <w:numFmt w:val="lowerLetter"/>
+      <w:lvlText w:val="(%2)"/>
+      <w:lvlJc w:val="left"/>
+      <w:pPr>
+        <w:tabs>
+          <w:tab w:val="num" w:pos="720"/>
+        </w:tabs>
+        <w:ind w:left="1200" w:hanging="480"/>
+      </w:pPr>
+    </w:lvl>
+    <w:lvl w:ilvl="2">
+      <w:start w:val="1"/>
+      <w:numFmt w:val="lowerLetter"/>
+      <w:lvlText w:val="(%3)"/>
+      <w:lvlJc w:val="left"/>
+      <w:pPr>
+        <w:tabs>
+          <w:tab w:val="num" w:pos="1440"/>
+        </w:tabs>
+        <w:ind w:left="1920" w:hanging="480"/>
+      </w:pPr>
+    </w:lvl>
+    <w:lvl w:ilvl="3">
+      <w:start w:val="1"/>
+      <w:numFmt w:val="lowerLetter"/>
+      <w:lvlText w:val="(%4)"/>
+      <w:lvlJc w:val="left"/>
+      <w:pPr>
+        <w:tabs>
+          <w:tab w:val="num" w:pos="2160"/>
+        </w:tabs>
+        <w:ind w:left="2640" w:hanging="480"/>
+      </w:pPr>
+    </w:lvl>
+    <w:lvl w:ilvl="4">
+      <w:start w:val="1"/>
+      <w:numFmt w:val="lowerLetter"/>
+      <w:lvlText w:val="(%5)"/>
+      <w:lvlJc w:val="left"/>
+      <w:pPr>
+        <w:tabs>
+          <w:tab w:val="num" w:pos="2880"/>
+        </w:tabs>
+        <w:ind w:left="3360" w:hanging="480"/>
+      </w:pPr>
+    </w:lvl>
+    <w:lvl w:ilvl="5">
+      <w:start w:val="1"/>
+      <w:numFmt w:val="lowerLetter"/>
+      <w:lvlText w:val="(%6)"/>
+      <w:lvlJc w:val="left"/>
+      <w:pPr>
+        <w:tabs>
+          <w:tab w:val="num" w:pos="3600"/>
+        </w:tabs>
+        <w:ind w:left="4080" w:hanging="480"/>
+      </w:pPr>
+    </w:lvl>
+    <w:lvl w:ilvl="6">
+      <w:start w:val="1"/>
+      <w:numFmt w:val="lowerLetter"/>
+      <w:lvlText w:val="(%7)"/>
+      <w:lvlJc w:val="left"/>
+      <w:pPr>
+        <w:tabs>
+          <w:tab w:val="num" w:pos="4320"/>
+        </w:tabs>
+        <w:ind w:left="4800" w:hanging="480"/>
+      </w:pPr>
+    </w:lvl>
+    <w:lvl w:ilvl="7">
+      <w:start w:val="1"/>
+      <w:numFmt w:val="lowerLetter"/>
+      <w:lvlText w:val="(%8)"/>
+      <w:lvlJc w:val="left"/>
+      <w:pPr>
+        <w:tabs>
+          <w:tab w:val="num" w:pos="5040"/>
+        </w:tabs>
+        <w:ind w:left="5520" w:hanging="480"/>
+      </w:pPr>
+    </w:lvl>
+    <w:lvl w:ilvl="8">
+      <w:start w:val="1"/>
+      <w:numFmt w:val="lowerLetter"/>
+      <w:lvlText w:val="(%9)"/>
+      <w:lvlJc w:val="left"/>
+      <w:pPr>
+        <w:tabs>
+          <w:tab w:val="num" w:pos="5760"/>
+        </w:tabs>
+        <w:ind w:left="6240" w:hanging="480"/>
+      </w:pPr>
+    </w:lvl>
+  </w:abstractNum>
   <w:num w:numId="1000">
     <w:abstractNumId w:val="990"/>
+  </w:num>
+  <w:num w:numId="1001">
+    <w:abstractNumId w:val="99731"/>
+    <w:lvlOverride w:ilvl="0">
+      <w:startOverride w:val="1"/>
+    </w:lvlOverride>
+    <w:lvlOverride w:ilvl="1">
+      <w:startOverride w:val="1"/>
+    </w:lvlOverride>
+    <w:lvlOverride w:ilvl="2">
+      <w:startOverride w:val="1"/>
+    </w:lvlOverride>
+    <w:lvlOverride w:ilvl="3">
+      <w:startOverride w:val="1"/>
+    </w:lvlOverride>
+    <w:lvlOverride w:ilvl="4">
+      <w:startOverride w:val="1"/>
+    </w:lvlOverride>
+    <w:lvlOverride w:ilvl="5">
+      <w:startOverride w:val="1"/>
+    </w:lvlOverride>
+    <w:lvlOverride w:ilvl="6">
+      <w:startOverride w:val="1"/>
+    </w:lvlOverride>
+    <w:lvlOverride w:ilvl="7">
+      <w:startOverride w:val="1"/>
+    </w:lvlOverride>
+    <w:lvlOverride w:ilvl="8">
+      <w:startOverride w:val="1"/>
+    </w:lvlOverride>
   </w:num>
 </w:numbering>
 </file>
